--- a/document/Muhammad Miftah Faridh==JCCI2023.docx
+++ b/document/Muhammad Miftah Faridh==JCCI2023.docx
@@ -550,9 +550,24 @@
     <w:p>
       <w:pPr>
         <w:pStyle w:val="BodyText"/>
+        <w:rPr>
+          <w:lang w:val="en-US"/>
+        </w:rPr>
       </w:pPr>
       <w:r>
         <w:t>In this paper, various deep learning models such as LSTM, Bi-LSTM, RNN, and Convolutional LSTM. The experiment aims to determine the compatibility of several ANN models with the input data, weather data. To ensure that the training runs quickly, the batch size is set to 128, Adam is used as the optimizer with a learning rate of 0.01, iterations are set to 10,000, and a callback function is used to end the experiment if the data has converged or is close to overfitting</w:t>
+      </w:r>
+      <w:r>
+        <w:rPr>
+          <w:lang w:val="en-US"/>
+        </w:rPr>
+        <w:t xml:space="preserve">. </w:t>
+      </w:r>
+      <w:r>
+        <w:rPr>
+          <w:lang w:val="en-US"/>
+        </w:rPr>
+        <w:t>This hyperparameter is applied to all models with the same treatment.</w:t>
       </w:r>
     </w:p>
     <w:p>
@@ -931,6 +946,7 @@
             <w:rFonts w:ascii="Cambria Math" w:hAnsi="Cambria Math"/>
             <w:lang w:val="en-US"/>
           </w:rPr>
+          <w:lastRenderedPageBreak/>
           <m:t xml:space="preserve">RMSE= </m:t>
         </m:r>
         <m:rad>
@@ -1120,32 +1136,158 @@
         <w:tab/>
         <w:t>(3)</w:t>
       </w:r>
-    </w:p>
-    <w:p>
-      <w:pPr>
-        <w:pStyle w:val="BodyText"/>
-        <w:ind w:firstLine="0pt"/>
-        <w:rPr>
-          <w:lang w:val="en-US"/>
-        </w:rPr>
-      </w:pPr>
       <w:r>
         <w:rPr>
           <w:noProof/>
-          <w:lang w:val="en-US"/>
-        </w:rPr>
-        <w:lastRenderedPageBreak/>
+        </w:rPr>
         <w:drawing>
-          <wp:anchor distT="0" distB="0" distL="114300" distR="114300" simplePos="0" relativeHeight="251659264" behindDoc="0" locked="0" layoutInCell="1" allowOverlap="1" wp14:anchorId="71A6A625" wp14:editId="23688E86">
+          <wp:anchor distT="0" distB="0" distL="114300" distR="114300" simplePos="0" relativeHeight="251661312" behindDoc="0" locked="0" layoutInCell="1" allowOverlap="1" wp14:anchorId="4F48FBCD" wp14:editId="76F67542">
+            <wp:simplePos x="0" y="0"/>
+            <wp:positionH relativeFrom="column">
+              <wp:posOffset>931545</wp:posOffset>
+            </wp:positionH>
+            <wp:positionV relativeFrom="paragraph">
+              <wp:posOffset>1869440</wp:posOffset>
+            </wp:positionV>
+            <wp:extent cx="4465955" cy="635"/>
+            <wp:effectExtent l="0" t="0" r="0" b="0"/>
+            <wp:wrapTopAndBottom/>
+            <wp:docPr id="1876586851" name="Text Box 1"/>
+            <wp:cNvGraphicFramePr/>
+            <a:graphic xmlns:a="http://purl.oclc.org/ooxml/drawingml/main">
+              <a:graphicData uri="http://schemas.microsoft.com/office/word/2010/wordprocessingShape">
+                <wp:wsp>
+                  <wp:cNvSpPr txBox="1"/>
+                  <wp:spPr>
+                    <a:xfrm>
+                      <a:off x="0" y="0"/>
+                      <a:ext cx="4465955" cy="635"/>
+                    </a:xfrm>
+                    <a:prstGeom prst="rect">
+                      <a:avLst/>
+                    </a:prstGeom>
+                    <a:solidFill>
+                      <a:prstClr val="white"/>
+                    </a:solidFill>
+                    <a:ln>
+                      <a:noFill/>
+                    </a:ln>
+                  </wp:spPr>
+                  <wp:txbx>
+                    <wne:txbxContent>
+                      <w:p>
+                        <w:pPr>
+                          <w:pStyle w:val="Caption"/>
+                          <w:rPr>
+                            <w:rFonts w:ascii="Cambria Math" w:hAnsi="Cambria Math"/>
+                            <w:color w:val="auto"/>
+                            <w:spacing w:val="-1"/>
+                            <w:lang w:eastAsia="x-none"/>
+                            <w:oMath/>
+                          </w:rPr>
+                        </w:pPr>
+                        <w:r>
+                          <w:rPr>
+                            <w:i w:val="0"/>
+                            <w:iCs w:val="0"/>
+                            <w:color w:val="auto"/>
+                            <w:sz w:val="16"/>
+                            <w:szCs w:val="16"/>
+                          </w:rPr>
+                          <w:t xml:space="preserve">Fig. </w:t>
+                        </w:r>
+                        <w:r>
+                          <w:rPr>
+                            <w:i w:val="0"/>
+                            <w:iCs w:val="0"/>
+                            <w:color w:val="auto"/>
+                            <w:sz w:val="16"/>
+                            <w:szCs w:val="16"/>
+                          </w:rPr>
+                          <w:fldChar w:fldCharType="begin"/>
+                        </w:r>
+                        <w:r>
+                          <w:rPr>
+                            <w:i w:val="0"/>
+                            <w:iCs w:val="0"/>
+                            <w:color w:val="auto"/>
+                            <w:sz w:val="16"/>
+                            <w:szCs w:val="16"/>
+                          </w:rPr>
+                          <w:instrText xml:space="preserve"> SEQ Fig. \* ARABIC </w:instrText>
+                        </w:r>
+                        <w:r>
+                          <w:rPr>
+                            <w:i w:val="0"/>
+                            <w:iCs w:val="0"/>
+                            <w:color w:val="auto"/>
+                            <w:sz w:val="16"/>
+                            <w:szCs w:val="16"/>
+                          </w:rPr>
+                          <w:fldChar w:fldCharType="separate"/>
+                        </w:r>
+                        <w:r>
+                          <w:rPr>
+                            <w:i w:val="0"/>
+                            <w:iCs w:val="0"/>
+                            <w:noProof/>
+                            <w:color w:val="auto"/>
+                            <w:sz w:val="16"/>
+                            <w:szCs w:val="16"/>
+                          </w:rPr>
+                          <w:t>1</w:t>
+                        </w:r>
+                        <w:r>
+                          <w:rPr>
+                            <w:i w:val="0"/>
+                            <w:iCs w:val="0"/>
+                            <w:color w:val="auto"/>
+                            <w:sz w:val="16"/>
+                            <w:szCs w:val="16"/>
+                          </w:rPr>
+                          <w:fldChar w:fldCharType="end"/>
+                        </w:r>
+                        <w:r>
+                          <w:rPr>
+                            <w:i w:val="0"/>
+                            <w:iCs w:val="0"/>
+                            <w:color w:val="auto"/>
+                            <w:sz w:val="16"/>
+                            <w:szCs w:val="16"/>
+                          </w:rPr>
+                          <w:t>.  System Overview</w:t>
+                        </w:r>
+                      </w:p>
+                    </wne:txbxContent>
+                  </wp:txbx>
+                  <wp:bodyPr rot="0" spcFirstLastPara="0" vertOverflow="overflow" horzOverflow="overflow" vert="horz" wrap="square" lIns="0" tIns="0" rIns="0" bIns="0" numCol="1" spcCol="0" rtlCol="0" fromWordArt="0" anchor="t" anchorCtr="0" forceAA="0" compatLnSpc="1">
+                    <a:prstTxWarp prst="textNoShape">
+                      <a:avLst/>
+                    </a:prstTxWarp>
+                    <a:spAutoFit/>
+                  </wp:bodyPr>
+                </wp:wsp>
+              </a:graphicData>
+            </a:graphic>
+          </wp:anchor>
+        </w:drawing>
+      </w:r>
+      <w:r>
+        <w:rPr>
+          <w:noProof/>
+          <w:lang w:val="en-US"/>
+        </w:rPr>
+        <w:drawing>
+          <wp:anchor distT="0" distB="0" distL="114300" distR="114300" simplePos="0" relativeHeight="251659264" behindDoc="0" locked="0" layoutInCell="1" allowOverlap="1" wp14:anchorId="71A6A625" wp14:editId="2437CEEB">
             <wp:simplePos x="0" y="0"/>
             <wp:positionH relativeFrom="margin">
-              <wp:posOffset>357372</wp:posOffset>
+              <wp:posOffset>931545</wp:posOffset>
             </wp:positionH>
             <wp:positionV relativeFrom="margin">
-              <wp:posOffset>15875</wp:posOffset>
+              <wp:posOffset>5080</wp:posOffset>
             </wp:positionV>
-            <wp:extent cx="5828665" cy="2360295"/>
-            <wp:effectExtent l="0" t="0" r="635" b="1905"/>
+            <wp:extent cx="4465955" cy="1807210"/>
+            <wp:effectExtent l="0" t="0" r="0" b="0"/>
             <wp:wrapTopAndBottom/>
             <wp:docPr id="4" name="Picture 4" descr="Diagram&#10;&#10;Description automatically generated"/>
             <wp:cNvGraphicFramePr>
@@ -1176,7 +1318,7 @@
                   <pic:spPr bwMode="auto">
                     <a:xfrm>
                       <a:off x="0" y="0"/>
-                      <a:ext cx="5828665" cy="2360295"/>
+                      <a:ext cx="4465955" cy="1807210"/>
                     </a:xfrm>
                     <a:prstGeom prst="rect">
                       <a:avLst/>
@@ -1201,47 +1343,36 @@
     </w:p>
     <w:p>
       <w:pPr>
-        <w:pStyle w:val="figurecaption"/>
-      </w:pPr>
-      <w:r>
-        <w:t>Prediction graph on normalized power generation using BiLSTM</w:t>
+        <w:pStyle w:val="Heading2"/>
+      </w:pPr>
+      <w:r>
+        <w:t>Rest API Testing</w:t>
       </w:r>
     </w:p>
     <w:p>
       <w:pPr>
-        <w:pStyle w:val="Heading2"/>
-      </w:pPr>
-      <w:r>
-        <w:t xml:space="preserve"> </w:t>
-      </w:r>
-      <w:r>
-        <w:t>Rest API Testing</w:t>
+        <w:pStyle w:val="BodyText"/>
+        <w:rPr>
+          <w:lang w:val="en-US"/>
+        </w:rPr>
+      </w:pPr>
+      <w:r>
+        <w:rPr>
+          <w:lang w:val="en-US"/>
+        </w:rPr>
+        <w:t>REST API testing involves verifying an API's functionality, reliability and performance through request and response verification. This study identifies endpoints and methods using Postman, understanding request and response formats, validating response codes and messages, and measuring response time and throughput.</w:t>
       </w:r>
     </w:p>
     <w:p>
       <w:pPr>
-        <w:pStyle w:val="BodyText"/>
-        <w:rPr>
-          <w:lang w:val="en-US"/>
-        </w:rPr>
-      </w:pPr>
-      <w:r>
-        <w:rPr>
-          <w:lang w:val="en-US"/>
-        </w:rPr>
-        <w:t>REST API testing involves verifying an API's functionality, reliability and performance through request and response verification. This study identifies endpoints and methods using Postman, understanding request and response formats, validating response codes and messages, and measuring response time and throughput.</w:t>
+        <w:pStyle w:val="Heading1"/>
+      </w:pPr>
+      <w:r>
+        <w:t>Experimental Result</w:t>
       </w:r>
     </w:p>
     <w:p>
       <w:pPr>
-        <w:pStyle w:val="Heading1"/>
-      </w:pPr>
-      <w:r>
-        <w:t>Experimental Result</w:t>
-      </w:r>
-    </w:p>
-    <w:p>
-      <w:pPr>
         <w:pStyle w:val="BodyText"/>
         <w:rPr>
           <w:lang w:val="en-US"/>
@@ -1281,19 +1412,61 @@
         </w:rPr>
         <w:t xml:space="preserve">. </w:t>
       </w:r>
+      <w:r>
+        <w:rPr>
+          <w:lang w:val="en-US"/>
+        </w:rPr>
+        <w:t xml:space="preserve">Bidirectional LSTM (Bi-LSTM) can outperform other models, such as LSTM, RNN, and </w:t>
+      </w:r>
       <w:proofErr w:type="spellStart"/>
       <w:r>
         <w:rPr>
           <w:lang w:val="en-US"/>
         </w:rPr>
-        <w:t>BiLSTM</w:t>
+        <w:t>ConvLSTM</w:t>
       </w:r>
       <w:proofErr w:type="spellEnd"/>
       <w:r>
         <w:rPr>
           <w:lang w:val="en-US"/>
         </w:rPr>
-        <w:t xml:space="preserve"> outperforms other deep learning models due to its architecture, which enables it to learn simultaneously from past and future data. Conversely, different models can only learn from past data. Figure 2 depicts the results of the predicted data generated with the actual data, indicating the excellent quality of the predictions based on the density between the lines.</w:t>
+        <w:t xml:space="preserve">, on certain datasets, including </w:t>
+      </w:r>
+      <w:r>
+        <w:rPr>
+          <w:lang w:val="en-US"/>
+        </w:rPr>
+        <w:t>in this experimental power generation data</w:t>
+      </w:r>
+      <w:r>
+        <w:rPr>
+          <w:lang w:val="en-US"/>
+        </w:rPr>
+        <w:t xml:space="preserve">. Bi-LSTM can capture both forward and backward dependencies, is robust to noise and missing data, and has flexibility in modeling complex relationships. However, the performance of Bi-LSTM may depend on the specific characteristics of the dataset and the choice of hyperparameters. LSTM, RNN, and Convolutional LSTM can perform less than Bi-LSTM on </w:t>
+      </w:r>
+      <w:r>
+        <w:rPr>
+          <w:lang w:val="en-US"/>
+        </w:rPr>
+        <w:t xml:space="preserve">this </w:t>
+      </w:r>
+      <w:r>
+        <w:rPr>
+          <w:lang w:val="en-US"/>
+        </w:rPr>
+        <w:t>power generation data due to their limitations in handling bidirectional dependencies, noisy and missing data, and complex relationships.</w:t>
+      </w:r>
+      <w:r>
+        <w:rPr>
+          <w:lang w:val="en-US"/>
+        </w:rPr>
+        <w:t xml:space="preserve"> </w:t>
+      </w:r>
+      <w:r>
+        <w:rPr>
+          <w:lang w:val="en-US"/>
+        </w:rPr>
+        <w:t>Figure 2 depicts the results of the predicted data generated with the actual data, indicating the excellent quality of the predictions based on the density between the lines.</w:t>
       </w:r>
     </w:p>
     <w:p>
@@ -1954,10 +2127,34 @@
         </w:tc>
       </w:tr>
     </w:tbl>
-    <w:p/>
     <w:p>
       <w:pPr>
         <w:pStyle w:val="BodyText"/>
+        <w:ind w:firstLine="0pt"/>
+        <w:rPr>
+          <w:sz w:val="2"/>
+          <w:szCs w:val="2"/>
+        </w:rPr>
+      </w:pPr>
+    </w:p>
+    <w:p>
+      <w:pPr>
+        <w:pStyle w:val="BodyText"/>
+        <w:rPr>
+          <w:lang w:val="en-US"/>
+        </w:rPr>
+      </w:pPr>
+      <w:r>
+        <w:rPr>
+          <w:lang w:val="en-US"/>
+        </w:rPr>
+        <w:t>The testing of the Forecasting model was conducted on the Postman API Platform. The experiment involved sending requests to the server with specified parameters such as date format, site code or id, and AI model selection, which were previously tested. The server's response is in the form of predicted data for the next day's PV power plant based on the user's provided parameters.</w:t>
+      </w:r>
+    </w:p>
+    <w:p>
+      <w:pPr>
+        <w:pStyle w:val="BodyText"/>
+        <w:keepNext/>
         <w:jc w:val="center"/>
       </w:pPr>
       <w:r>
@@ -1965,9 +2162,9 @@
           <w:noProof/>
         </w:rPr>
         <w:drawing>
-          <wp:inline distT="0" distB="0" distL="0" distR="0" wp14:anchorId="5AA4690D" wp14:editId="365641E6">
-            <wp:extent cx="2039514" cy="1347815"/>
-            <wp:effectExtent l="0" t="0" r="0" b="5080"/>
+          <wp:inline distT="0" distB="0" distL="0" distR="0" wp14:anchorId="1506A1D7" wp14:editId="68746F7D">
+            <wp:extent cx="1930702" cy="1275907"/>
+            <wp:effectExtent l="0" t="0" r="0" b="635"/>
             <wp:docPr id="3" name="Picture 3" descr="Chart, line chart&#10;&#10;Description automatically generated"/>
             <wp:cNvGraphicFramePr>
               <a:graphicFrameLocks xmlns:a="http://purl.oclc.org/ooxml/drawingml/main" noChangeAspect="1"/>
@@ -1988,7 +2185,7 @@
                   <pic:spPr>
                     <a:xfrm>
                       <a:off x="0" y="0"/>
-                      <a:ext cx="2044182" cy="1350900"/>
+                      <a:ext cx="2010754" cy="1328809"/>
                     </a:xfrm>
                     <a:prstGeom prst="rect">
                       <a:avLst/>
@@ -2003,28 +2200,101 @@
     </w:p>
     <w:p>
       <w:pPr>
-        <w:pStyle w:val="figurecaption"/>
-      </w:pPr>
-      <w:r>
-        <w:t>Prediction graph on normalized power generation</w:t>
-      </w:r>
-      <w:r>
-        <w:t xml:space="preserve"> using BiLSTM</w:t>
-      </w:r>
-    </w:p>
-    <w:p>
-      <w:pPr>
-        <w:pStyle w:val="BodyText"/>
-        <w:rPr>
-          <w:lang w:val="en-US"/>
-        </w:rPr>
-      </w:pPr>
-      <w:r>
-        <w:rPr>
-          <w:lang w:val="en-US"/>
-        </w:rPr>
-        <w:t>The testing of the Forecasting model was conducted on the Postman API Platform. The experiment involved sending requests to the server with specified parameters such as date format, site code or id, and AI model selection, which were previously tested. The server's response is in the form of predicted data for the next day's PV power plant based on the user's provided parameters.</w:t>
-      </w:r>
+        <w:pStyle w:val="Caption"/>
+        <w:rPr>
+          <w:i w:val="0"/>
+          <w:iCs w:val="0"/>
+          <w:noProof/>
+          <w:color w:val="auto"/>
+          <w:sz w:val="16"/>
+          <w:szCs w:val="16"/>
+        </w:rPr>
+      </w:pPr>
+      <w:r>
+        <w:rPr>
+          <w:i w:val="0"/>
+          <w:iCs w:val="0"/>
+          <w:color w:val="auto"/>
+          <w:sz w:val="16"/>
+          <w:szCs w:val="16"/>
+        </w:rPr>
+        <w:t xml:space="preserve">Fig. </w:t>
+      </w:r>
+      <w:r>
+        <w:rPr>
+          <w:i w:val="0"/>
+          <w:iCs w:val="0"/>
+          <w:color w:val="auto"/>
+          <w:sz w:val="16"/>
+          <w:szCs w:val="16"/>
+        </w:rPr>
+        <w:fldChar w:fldCharType="begin"/>
+      </w:r>
+      <w:r>
+        <w:rPr>
+          <w:i w:val="0"/>
+          <w:iCs w:val="0"/>
+          <w:color w:val="auto"/>
+          <w:sz w:val="16"/>
+          <w:szCs w:val="16"/>
+        </w:rPr>
+        <w:instrText xml:space="preserve"> SEQ Fig. \* ARABIC </w:instrText>
+      </w:r>
+      <w:r>
+        <w:rPr>
+          <w:i w:val="0"/>
+          <w:iCs w:val="0"/>
+          <w:color w:val="auto"/>
+          <w:sz w:val="16"/>
+          <w:szCs w:val="16"/>
+        </w:rPr>
+        <w:fldChar w:fldCharType="separate"/>
+      </w:r>
+      <w:r>
+        <w:rPr>
+          <w:i w:val="0"/>
+          <w:iCs w:val="0"/>
+          <w:noProof/>
+          <w:color w:val="auto"/>
+          <w:sz w:val="16"/>
+          <w:szCs w:val="16"/>
+        </w:rPr>
+        <w:t>2</w:t>
+      </w:r>
+      <w:r>
+        <w:rPr>
+          <w:i w:val="0"/>
+          <w:iCs w:val="0"/>
+          <w:color w:val="auto"/>
+          <w:sz w:val="16"/>
+          <w:szCs w:val="16"/>
+        </w:rPr>
+        <w:fldChar w:fldCharType="end"/>
+      </w:r>
+      <w:r>
+        <w:rPr>
+          <w:i w:val="0"/>
+          <w:iCs w:val="0"/>
+          <w:color w:val="auto"/>
+          <w:sz w:val="16"/>
+          <w:szCs w:val="16"/>
+        </w:rPr>
+        <w:t xml:space="preserve">. Prediction graph on normalized power generation using </w:t>
+      </w:r>
+      <w:proofErr w:type="spellStart"/>
+      <w:proofErr w:type="gramStart"/>
+      <w:r>
+        <w:rPr>
+          <w:i w:val="0"/>
+          <w:iCs w:val="0"/>
+          <w:color w:val="auto"/>
+          <w:sz w:val="16"/>
+          <w:szCs w:val="16"/>
+        </w:rPr>
+        <w:t>BiLSTM</w:t>
+      </w:r>
+      <w:proofErr w:type="spellEnd"/>
+      <w:proofErr w:type="gramEnd"/>
     </w:p>
     <w:p>
       <w:pPr>
@@ -4109,6 +4379,7 @@
   <w:style w:type="character" w:default="1" w:styleId="DefaultParagraphFont">
     <w:name w:val="Default Paragraph Font"/>
     <w:uiPriority w:val="1"/>
+    <w:semiHidden/>
     <w:unhideWhenUsed/>
   </w:style>
   <w:style w:type="table" w:default="1" w:styleId="TableNormal">
@@ -4494,6 +4765,24 @@
       <w:shd w:val="clear" w:color="auto" w:fill="E1DFDD"/>
     </w:rPr>
   </w:style>
+  <w:style w:type="paragraph" w:styleId="Caption">
+    <w:name w:val="caption"/>
+    <w:basedOn w:val="Normal"/>
+    <w:next w:val="Normal"/>
+    <w:unhideWhenUsed/>
+    <w:qFormat/>
+    <w:rsid w:val="00E10CD8"/>
+    <w:pPr>
+      <w:spacing w:after="10pt"/>
+    </w:pPr>
+    <w:rPr>
+      <w:i/>
+      <w:iCs/>
+      <w:color w:val="44546A" w:themeColor="text2"/>
+      <w:sz w:val="18"/>
+      <w:szCs w:val="18"/>
+    </w:rPr>
+  </w:style>
 </w:styles>
 </file>
 

--- a/document/Muhammad Miftah Faridh==JCCI2023.docx
+++ b/document/Muhammad Miftah Faridh==JCCI2023.docx
@@ -1,6 +1,6 @@
 
 <file path=word/document.xml><?xml version="1.0" encoding="utf-8"?>
-<w:document xmlns:cx="http://schemas.microsoft.com/office/drawing/2014/chartex" xmlns:cx1="http://schemas.microsoft.com/office/drawing/2015/9/8/chartex" xmlns:cx2="http://schemas.microsoft.com/office/drawing/2015/10/21/chartex" xmlns:cx3="http://schemas.microsoft.com/office/drawing/2016/5/9/chartex" xmlns:cx4="http://schemas.microsoft.com/office/drawing/2016/5/10/chartex" xmlns:cx5="http://schemas.microsoft.com/office/drawing/2016/5/11/chartex" xmlns:cx6="http://schemas.microsoft.com/office/drawing/2016/5/12/chartex" xmlns:cx7="http://schemas.microsoft.com/office/drawing/2016/5/13/chartex" xmlns:cx8="http://schemas.microsoft.com/office/drawing/2016/5/14/chartex" xmlns:mc="http://schemas.openxmlformats.org/markup-compatibility/2006" xmlns:aink="http://schemas.microsoft.com/office/drawing/2016/ink" xmlns:am3d="http://schemas.microsoft.com/office/drawing/2017/model3d" xmlns:o="urn:schemas-microsoft-com:office:office" xmlns:oel="http://schemas.microsoft.com/office/2019/extlst" xmlns:r="http://purl.oclc.org/ooxml/officeDocument/relationships" xmlns:m="http://purl.oclc.org/ooxml/officeDocument/math" xmlns:v="urn:schemas-microsoft-com:vml" xmlns:wp14="http://schemas.microsoft.com/office/word/2010/wordprocessingDrawing" xmlns:wp="http://purl.oclc.org/ooxml/drawingml/wordprocessingDrawing" xmlns:w10="urn:schemas-microsoft-com:office:word" xmlns:w="http://purl.oclc.org/ooxml/wordprocessingml/main" xmlns:w14="http://schemas.microsoft.com/office/word/2010/wordml" xmlns:w15="http://schemas.microsoft.com/office/word/2012/wordml" xmlns:w16cex="http://schemas.microsoft.com/office/word/2018/wordml/cex" xmlns:w16cid="http://schemas.microsoft.com/office/word/2016/wordml/cid" xmlns:w16="http://schemas.microsoft.com/office/word/2018/wordml" xmlns:w16sdtdh="http://schemas.microsoft.com/office/word/2020/wordml/sdtdatahash" xmlns:w16se="http://schemas.microsoft.com/office/word/2015/wordml/symex" xmlns:wpi="http://schemas.microsoft.com/office/word/2010/wordprocessingInk" xmlns:wne="http://schemas.microsoft.com/office/word/2006/wordml" mc:Ignorable="w14 w15 w16se w16cid w16 w16cex w16sdtdh wne wp14" w:conformance="strict">
+<w:document xmlns:cx="http://schemas.microsoft.com/office/drawing/2014/chartex" xmlns:cx1="http://schemas.microsoft.com/office/drawing/2015/9/8/chartex" xmlns:cx2="http://schemas.microsoft.com/office/drawing/2015/10/21/chartex" xmlns:cx3="http://schemas.microsoft.com/office/drawing/2016/5/9/chartex" xmlns:cx4="http://schemas.microsoft.com/office/drawing/2016/5/10/chartex" xmlns:cx5="http://schemas.microsoft.com/office/drawing/2016/5/11/chartex" xmlns:cx6="http://schemas.microsoft.com/office/drawing/2016/5/12/chartex" xmlns:cx7="http://schemas.microsoft.com/office/drawing/2016/5/13/chartex" xmlns:cx8="http://schemas.microsoft.com/office/drawing/2016/5/14/chartex" xmlns:mc="http://schemas.openxmlformats.org/markup-compatibility/2006" xmlns:aink="http://schemas.microsoft.com/office/drawing/2016/ink" xmlns:am3d="http://schemas.microsoft.com/office/drawing/2017/model3d" xmlns:o="urn:schemas-microsoft-com:office:office" xmlns:oel="http://schemas.microsoft.com/office/2019/extlst" xmlns:r="http://purl.oclc.org/ooxml/officeDocument/relationships" xmlns:m="http://purl.oclc.org/ooxml/officeDocument/math" xmlns:v="urn:schemas-microsoft-com:vml" xmlns:wp14="http://schemas.microsoft.com/office/word/2010/wordprocessingDrawing" xmlns:wp="http://purl.oclc.org/ooxml/drawingml/wordprocessingDrawing" xmlns:w10="urn:schemas-microsoft-com:office:word" xmlns:w="http://purl.oclc.org/ooxml/wordprocessingml/main" xmlns:w14="http://schemas.microsoft.com/office/word/2010/wordml" xmlns:w15="http://schemas.microsoft.com/office/word/2012/wordml" xmlns:w16cex="http://schemas.microsoft.com/office/word/2018/wordml/cex" xmlns:w16cid="http://schemas.microsoft.com/office/word/2016/wordml/cid" xmlns:w16="http://schemas.microsoft.com/office/word/2018/wordml" xmlns:w16du="http://schemas.microsoft.com/office/word/2023/wordml/word16du" xmlns:w16sdtdh="http://schemas.microsoft.com/office/word/2020/wordml/sdtdatahash" xmlns:w16se="http://schemas.microsoft.com/office/word/2015/wordml/symex" xmlns:wpi="http://schemas.microsoft.com/office/word/2010/wordprocessingInk" xmlns:wne="http://schemas.microsoft.com/office/word/2006/wordml" mc:Ignorable="w14 w15 w16se w16cid w16 w16cex w16sdtdh wne wp14" w:conformance="strict">
   <w:body>
     <w:p>
       <w:pPr>
@@ -2432,7 +2432,7 @@
 </file>
 
 <file path=word/endnotes.xml><?xml version="1.0" encoding="utf-8"?>
-<w:endnotes xmlns:cx="http://schemas.microsoft.com/office/drawing/2014/chartex" xmlns:cx1="http://schemas.microsoft.com/office/drawing/2015/9/8/chartex" xmlns:cx2="http://schemas.microsoft.com/office/drawing/2015/10/21/chartex" xmlns:cx3="http://schemas.microsoft.com/office/drawing/2016/5/9/chartex" xmlns:cx4="http://schemas.microsoft.com/office/drawing/2016/5/10/chartex" xmlns:cx5="http://schemas.microsoft.com/office/drawing/2016/5/11/chartex" xmlns:cx6="http://schemas.microsoft.com/office/drawing/2016/5/12/chartex" xmlns:cx7="http://schemas.microsoft.com/office/drawing/2016/5/13/chartex" xmlns:cx8="http://schemas.microsoft.com/office/drawing/2016/5/14/chartex" xmlns:mc="http://schemas.openxmlformats.org/markup-compatibility/2006" xmlns:aink="http://schemas.microsoft.com/office/drawing/2016/ink" xmlns:am3d="http://schemas.microsoft.com/office/drawing/2017/model3d" xmlns:o="urn:schemas-microsoft-com:office:office" xmlns:oel="http://schemas.microsoft.com/office/2019/extlst" xmlns:r="http://purl.oclc.org/ooxml/officeDocument/relationships" xmlns:m="http://purl.oclc.org/ooxml/officeDocument/math" xmlns:v="urn:schemas-microsoft-com:vml" xmlns:wp14="http://schemas.microsoft.com/office/word/2010/wordprocessingDrawing" xmlns:wp="http://purl.oclc.org/ooxml/drawingml/wordprocessingDrawing" xmlns:w10="urn:schemas-microsoft-com:office:word" xmlns:w="http://purl.oclc.org/ooxml/wordprocessingml/main" xmlns:w14="http://schemas.microsoft.com/office/word/2010/wordml" xmlns:w15="http://schemas.microsoft.com/office/word/2012/wordml" xmlns:w16cex="http://schemas.microsoft.com/office/word/2018/wordml/cex" xmlns:w16cid="http://schemas.microsoft.com/office/word/2016/wordml/cid" xmlns:w16="http://schemas.microsoft.com/office/word/2018/wordml" xmlns:w16sdtdh="http://schemas.microsoft.com/office/word/2020/wordml/sdtdatahash" xmlns:w16se="http://schemas.microsoft.com/office/word/2015/wordml/symex" xmlns:wpi="http://schemas.microsoft.com/office/word/2010/wordprocessingInk" xmlns:wne="http://schemas.microsoft.com/office/word/2006/wordml" mc:Ignorable="w14 w15 w16se w16cid w16 w16cex w16sdtdh wne wp14">
+<w:endnotes xmlns:cx="http://schemas.microsoft.com/office/drawing/2014/chartex" xmlns:cx1="http://schemas.microsoft.com/office/drawing/2015/9/8/chartex" xmlns:cx2="http://schemas.microsoft.com/office/drawing/2015/10/21/chartex" xmlns:cx3="http://schemas.microsoft.com/office/drawing/2016/5/9/chartex" xmlns:cx4="http://schemas.microsoft.com/office/drawing/2016/5/10/chartex" xmlns:cx5="http://schemas.microsoft.com/office/drawing/2016/5/11/chartex" xmlns:cx6="http://schemas.microsoft.com/office/drawing/2016/5/12/chartex" xmlns:cx7="http://schemas.microsoft.com/office/drawing/2016/5/13/chartex" xmlns:cx8="http://schemas.microsoft.com/office/drawing/2016/5/14/chartex" xmlns:mc="http://schemas.openxmlformats.org/markup-compatibility/2006" xmlns:aink="http://schemas.microsoft.com/office/drawing/2016/ink" xmlns:am3d="http://schemas.microsoft.com/office/drawing/2017/model3d" xmlns:o="urn:schemas-microsoft-com:office:office" xmlns:oel="http://schemas.microsoft.com/office/2019/extlst" xmlns:r="http://purl.oclc.org/ooxml/officeDocument/relationships" xmlns:m="http://purl.oclc.org/ooxml/officeDocument/math" xmlns:v="urn:schemas-microsoft-com:vml" xmlns:wp14="http://schemas.microsoft.com/office/word/2010/wordprocessingDrawing" xmlns:wp="http://purl.oclc.org/ooxml/drawingml/wordprocessingDrawing" xmlns:w10="urn:schemas-microsoft-com:office:word" xmlns:w="http://purl.oclc.org/ooxml/wordprocessingml/main" xmlns:w14="http://schemas.microsoft.com/office/word/2010/wordml" xmlns:w15="http://schemas.microsoft.com/office/word/2012/wordml" xmlns:w16cex="http://schemas.microsoft.com/office/word/2018/wordml/cex" xmlns:w16cid="http://schemas.microsoft.com/office/word/2016/wordml/cid" xmlns:w16="http://schemas.microsoft.com/office/word/2018/wordml" xmlns:w16du="http://schemas.microsoft.com/office/word/2023/wordml/word16du" xmlns:w16sdtdh="http://schemas.microsoft.com/office/word/2020/wordml/sdtdatahash" xmlns:w16se="http://schemas.microsoft.com/office/word/2015/wordml/symex" xmlns:wpi="http://schemas.microsoft.com/office/word/2010/wordprocessingInk" xmlns:wne="http://schemas.microsoft.com/office/word/2006/wordml" mc:Ignorable="w14 w15 w16se w16cid w16 w16cex w16sdtdh wne wp14">
   <w:endnote w:type="separator" w:id="-1">
     <w:p>
       <w:r>
@@ -2451,7 +2451,7 @@
 </file>
 
 <file path=word/footer1.xml><?xml version="1.0" encoding="utf-8"?>
-<w:ftr xmlns:cx="http://schemas.microsoft.com/office/drawing/2014/chartex" xmlns:cx1="http://schemas.microsoft.com/office/drawing/2015/9/8/chartex" xmlns:cx2="http://schemas.microsoft.com/office/drawing/2015/10/21/chartex" xmlns:cx3="http://schemas.microsoft.com/office/drawing/2016/5/9/chartex" xmlns:cx4="http://schemas.microsoft.com/office/drawing/2016/5/10/chartex" xmlns:cx5="http://schemas.microsoft.com/office/drawing/2016/5/11/chartex" xmlns:cx6="http://schemas.microsoft.com/office/drawing/2016/5/12/chartex" xmlns:cx7="http://schemas.microsoft.com/office/drawing/2016/5/13/chartex" xmlns:cx8="http://schemas.microsoft.com/office/drawing/2016/5/14/chartex" xmlns:mc="http://schemas.openxmlformats.org/markup-compatibility/2006" xmlns:aink="http://schemas.microsoft.com/office/drawing/2016/ink" xmlns:am3d="http://schemas.microsoft.com/office/drawing/2017/model3d" xmlns:o="urn:schemas-microsoft-com:office:office" xmlns:oel="http://schemas.microsoft.com/office/2019/extlst" xmlns:r="http://purl.oclc.org/ooxml/officeDocument/relationships" xmlns:m="http://purl.oclc.org/ooxml/officeDocument/math" xmlns:v="urn:schemas-microsoft-com:vml" xmlns:wp14="http://schemas.microsoft.com/office/word/2010/wordprocessingDrawing" xmlns:wp="http://purl.oclc.org/ooxml/drawingml/wordprocessingDrawing" xmlns:w10="urn:schemas-microsoft-com:office:word" xmlns:w="http://purl.oclc.org/ooxml/wordprocessingml/main" xmlns:w14="http://schemas.microsoft.com/office/word/2010/wordml" xmlns:w15="http://schemas.microsoft.com/office/word/2012/wordml" xmlns:w16cex="http://schemas.microsoft.com/office/word/2018/wordml/cex" xmlns:w16cid="http://schemas.microsoft.com/office/word/2016/wordml/cid" xmlns:w16="http://schemas.microsoft.com/office/word/2018/wordml" xmlns:w16sdtdh="http://schemas.microsoft.com/office/word/2020/wordml/sdtdatahash" xmlns:w16se="http://schemas.microsoft.com/office/word/2015/wordml/symex" xmlns:wpi="http://schemas.microsoft.com/office/word/2010/wordprocessingInk" xmlns:wne="http://schemas.microsoft.com/office/word/2006/wordml" mc:Ignorable="w14 w15 w16se w16cid w16 w16cex w16sdtdh wne wp14">
+<w:ftr xmlns:cx="http://schemas.microsoft.com/office/drawing/2014/chartex" xmlns:cx1="http://schemas.microsoft.com/office/drawing/2015/9/8/chartex" xmlns:cx2="http://schemas.microsoft.com/office/drawing/2015/10/21/chartex" xmlns:cx3="http://schemas.microsoft.com/office/drawing/2016/5/9/chartex" xmlns:cx4="http://schemas.microsoft.com/office/drawing/2016/5/10/chartex" xmlns:cx5="http://schemas.microsoft.com/office/drawing/2016/5/11/chartex" xmlns:cx6="http://schemas.microsoft.com/office/drawing/2016/5/12/chartex" xmlns:cx7="http://schemas.microsoft.com/office/drawing/2016/5/13/chartex" xmlns:cx8="http://schemas.microsoft.com/office/drawing/2016/5/14/chartex" xmlns:mc="http://schemas.openxmlformats.org/markup-compatibility/2006" xmlns:aink="http://schemas.microsoft.com/office/drawing/2016/ink" xmlns:am3d="http://schemas.microsoft.com/office/drawing/2017/model3d" xmlns:o="urn:schemas-microsoft-com:office:office" xmlns:oel="http://schemas.microsoft.com/office/2019/extlst" xmlns:r="http://purl.oclc.org/ooxml/officeDocument/relationships" xmlns:m="http://purl.oclc.org/ooxml/officeDocument/math" xmlns:v="urn:schemas-microsoft-com:vml" xmlns:wp14="http://schemas.microsoft.com/office/word/2010/wordprocessingDrawing" xmlns:wp="http://purl.oclc.org/ooxml/drawingml/wordprocessingDrawing" xmlns:w10="urn:schemas-microsoft-com:office:word" xmlns:w="http://purl.oclc.org/ooxml/wordprocessingml/main" xmlns:w14="http://schemas.microsoft.com/office/word/2010/wordml" xmlns:w15="http://schemas.microsoft.com/office/word/2012/wordml" xmlns:w16cex="http://schemas.microsoft.com/office/word/2018/wordml/cex" xmlns:w16cid="http://schemas.microsoft.com/office/word/2016/wordml/cid" xmlns:w16="http://schemas.microsoft.com/office/word/2018/wordml" xmlns:w16du="http://schemas.microsoft.com/office/word/2023/wordml/word16du" xmlns:w16sdtdh="http://schemas.microsoft.com/office/word/2020/wordml/sdtdatahash" xmlns:w16se="http://schemas.microsoft.com/office/word/2015/wordml/symex" xmlns:wpi="http://schemas.microsoft.com/office/word/2010/wordprocessingInk" xmlns:wne="http://schemas.microsoft.com/office/word/2006/wordml" mc:Ignorable="w14 w15 w16se w16cid w16 w16cex w16sdtdh wne wp14">
   <w:p>
     <w:pPr>
       <w:pStyle w:val="Footer"/>
@@ -2466,7 +2466,7 @@
 </file>
 
 <file path=word/footnotes.xml><?xml version="1.0" encoding="utf-8"?>
-<w:footnotes xmlns:cx="http://schemas.microsoft.com/office/drawing/2014/chartex" xmlns:cx1="http://schemas.microsoft.com/office/drawing/2015/9/8/chartex" xmlns:cx2="http://schemas.microsoft.com/office/drawing/2015/10/21/chartex" xmlns:cx3="http://schemas.microsoft.com/office/drawing/2016/5/9/chartex" xmlns:cx4="http://schemas.microsoft.com/office/drawing/2016/5/10/chartex" xmlns:cx5="http://schemas.microsoft.com/office/drawing/2016/5/11/chartex" xmlns:cx6="http://schemas.microsoft.com/office/drawing/2016/5/12/chartex" xmlns:cx7="http://schemas.microsoft.com/office/drawing/2016/5/13/chartex" xmlns:cx8="http://schemas.microsoft.com/office/drawing/2016/5/14/chartex" xmlns:mc="http://schemas.openxmlformats.org/markup-compatibility/2006" xmlns:aink="http://schemas.microsoft.com/office/drawing/2016/ink" xmlns:am3d="http://schemas.microsoft.com/office/drawing/2017/model3d" xmlns:o="urn:schemas-microsoft-com:office:office" xmlns:oel="http://schemas.microsoft.com/office/2019/extlst" xmlns:r="http://purl.oclc.org/ooxml/officeDocument/relationships" xmlns:m="http://purl.oclc.org/ooxml/officeDocument/math" xmlns:v="urn:schemas-microsoft-com:vml" xmlns:wp14="http://schemas.microsoft.com/office/word/2010/wordprocessingDrawing" xmlns:wp="http://purl.oclc.org/ooxml/drawingml/wordprocessingDrawing" xmlns:w10="urn:schemas-microsoft-com:office:word" xmlns:w="http://purl.oclc.org/ooxml/wordprocessingml/main" xmlns:w14="http://schemas.microsoft.com/office/word/2010/wordml" xmlns:w15="http://schemas.microsoft.com/office/word/2012/wordml" xmlns:w16cex="http://schemas.microsoft.com/office/word/2018/wordml/cex" xmlns:w16cid="http://schemas.microsoft.com/office/word/2016/wordml/cid" xmlns:w16="http://schemas.microsoft.com/office/word/2018/wordml" xmlns:w16sdtdh="http://schemas.microsoft.com/office/word/2020/wordml/sdtdatahash" xmlns:w16se="http://schemas.microsoft.com/office/word/2015/wordml/symex" xmlns:wpi="http://schemas.microsoft.com/office/word/2010/wordprocessingInk" xmlns:wne="http://schemas.microsoft.com/office/word/2006/wordml" mc:Ignorable="w14 w15 w16se w16cid w16 w16cex w16sdtdh wne wp14">
+<w:footnotes xmlns:cx="http://schemas.microsoft.com/office/drawing/2014/chartex" xmlns:cx1="http://schemas.microsoft.com/office/drawing/2015/9/8/chartex" xmlns:cx2="http://schemas.microsoft.com/office/drawing/2015/10/21/chartex" xmlns:cx3="http://schemas.microsoft.com/office/drawing/2016/5/9/chartex" xmlns:cx4="http://schemas.microsoft.com/office/drawing/2016/5/10/chartex" xmlns:cx5="http://schemas.microsoft.com/office/drawing/2016/5/11/chartex" xmlns:cx6="http://schemas.microsoft.com/office/drawing/2016/5/12/chartex" xmlns:cx7="http://schemas.microsoft.com/office/drawing/2016/5/13/chartex" xmlns:cx8="http://schemas.microsoft.com/office/drawing/2016/5/14/chartex" xmlns:mc="http://schemas.openxmlformats.org/markup-compatibility/2006" xmlns:aink="http://schemas.microsoft.com/office/drawing/2016/ink" xmlns:am3d="http://schemas.microsoft.com/office/drawing/2017/model3d" xmlns:o="urn:schemas-microsoft-com:office:office" xmlns:oel="http://schemas.microsoft.com/office/2019/extlst" xmlns:r="http://purl.oclc.org/ooxml/officeDocument/relationships" xmlns:m="http://purl.oclc.org/ooxml/officeDocument/math" xmlns:v="urn:schemas-microsoft-com:vml" xmlns:wp14="http://schemas.microsoft.com/office/word/2010/wordprocessingDrawing" xmlns:wp="http://purl.oclc.org/ooxml/drawingml/wordprocessingDrawing" xmlns:w10="urn:schemas-microsoft-com:office:word" xmlns:w="http://purl.oclc.org/ooxml/wordprocessingml/main" xmlns:w14="http://schemas.microsoft.com/office/word/2010/wordml" xmlns:w15="http://schemas.microsoft.com/office/word/2012/wordml" xmlns:w16cex="http://schemas.microsoft.com/office/word/2018/wordml/cex" xmlns:w16cid="http://schemas.microsoft.com/office/word/2016/wordml/cid" xmlns:w16="http://schemas.microsoft.com/office/word/2018/wordml" xmlns:w16du="http://schemas.microsoft.com/office/word/2023/wordml/word16du" xmlns:w16sdtdh="http://schemas.microsoft.com/office/word/2020/wordml/sdtdatahash" xmlns:w16se="http://schemas.microsoft.com/office/word/2015/wordml/symex" xmlns:wpi="http://schemas.microsoft.com/office/word/2010/wordprocessingInk" xmlns:wne="http://schemas.microsoft.com/office/word/2006/wordml" mc:Ignorable="w14 w15 w16se w16cid w16 w16cex w16sdtdh wne wp14">
   <w:footnote w:type="separator" w:id="-1">
     <w:p>
       <w:r>
@@ -2485,7 +2485,7 @@
 </file>
 
 <file path=word/numbering.xml><?xml version="1.0" encoding="utf-8"?>
-<w:numbering xmlns:cx="http://schemas.microsoft.com/office/drawing/2014/chartex" xmlns:cx1="http://schemas.microsoft.com/office/drawing/2015/9/8/chartex" xmlns:cx2="http://schemas.microsoft.com/office/drawing/2015/10/21/chartex" xmlns:cx3="http://schemas.microsoft.com/office/drawing/2016/5/9/chartex" xmlns:cx4="http://schemas.microsoft.com/office/drawing/2016/5/10/chartex" xmlns:cx5="http://schemas.microsoft.com/office/drawing/2016/5/11/chartex" xmlns:cx6="http://schemas.microsoft.com/office/drawing/2016/5/12/chartex" xmlns:cx7="http://schemas.microsoft.com/office/drawing/2016/5/13/chartex" xmlns:cx8="http://schemas.microsoft.com/office/drawing/2016/5/14/chartex" xmlns:mc="http://schemas.openxmlformats.org/markup-compatibility/2006" xmlns:aink="http://schemas.microsoft.com/office/drawing/2016/ink" xmlns:am3d="http://schemas.microsoft.com/office/drawing/2017/model3d" xmlns:o="urn:schemas-microsoft-com:office:office" xmlns:oel="http://schemas.microsoft.com/office/2019/extlst" xmlns:r="http://purl.oclc.org/ooxml/officeDocument/relationships" xmlns:m="http://purl.oclc.org/ooxml/officeDocument/math" xmlns:v="urn:schemas-microsoft-com:vml" xmlns:wp14="http://schemas.microsoft.com/office/word/2010/wordprocessingDrawing" xmlns:wp="http://purl.oclc.org/ooxml/drawingml/wordprocessingDrawing" xmlns:w10="urn:schemas-microsoft-com:office:word" xmlns:w="http://purl.oclc.org/ooxml/wordprocessingml/main" xmlns:w14="http://schemas.microsoft.com/office/word/2010/wordml" xmlns:w15="http://schemas.microsoft.com/office/word/2012/wordml" xmlns:w16cex="http://schemas.microsoft.com/office/word/2018/wordml/cex" xmlns:w16cid="http://schemas.microsoft.com/office/word/2016/wordml/cid" xmlns:w16="http://schemas.microsoft.com/office/word/2018/wordml" xmlns:w16sdtdh="http://schemas.microsoft.com/office/word/2020/wordml/sdtdatahash" xmlns:w16se="http://schemas.microsoft.com/office/word/2015/wordml/symex" xmlns:wpi="http://schemas.microsoft.com/office/word/2010/wordprocessingInk" xmlns:wne="http://schemas.microsoft.com/office/word/2006/wordml" mc:Ignorable="w14 w15 w16se w16cid w16 w16cex w16sdtdh wne wp14">
+<w:numbering xmlns:cx="http://schemas.microsoft.com/office/drawing/2014/chartex" xmlns:cx1="http://schemas.microsoft.com/office/drawing/2015/9/8/chartex" xmlns:cx2="http://schemas.microsoft.com/office/drawing/2015/10/21/chartex" xmlns:cx3="http://schemas.microsoft.com/office/drawing/2016/5/9/chartex" xmlns:cx4="http://schemas.microsoft.com/office/drawing/2016/5/10/chartex" xmlns:cx5="http://schemas.microsoft.com/office/drawing/2016/5/11/chartex" xmlns:cx6="http://schemas.microsoft.com/office/drawing/2016/5/12/chartex" xmlns:cx7="http://schemas.microsoft.com/office/drawing/2016/5/13/chartex" xmlns:cx8="http://schemas.microsoft.com/office/drawing/2016/5/14/chartex" xmlns:mc="http://schemas.openxmlformats.org/markup-compatibility/2006" xmlns:aink="http://schemas.microsoft.com/office/drawing/2016/ink" xmlns:am3d="http://schemas.microsoft.com/office/drawing/2017/model3d" xmlns:o="urn:schemas-microsoft-com:office:office" xmlns:oel="http://schemas.microsoft.com/office/2019/extlst" xmlns:r="http://purl.oclc.org/ooxml/officeDocument/relationships" xmlns:m="http://purl.oclc.org/ooxml/officeDocument/math" xmlns:v="urn:schemas-microsoft-com:vml" xmlns:wp14="http://schemas.microsoft.com/office/word/2010/wordprocessingDrawing" xmlns:wp="http://purl.oclc.org/ooxml/drawingml/wordprocessingDrawing" xmlns:w10="urn:schemas-microsoft-com:office:word" xmlns:w="http://purl.oclc.org/ooxml/wordprocessingml/main" xmlns:w14="http://schemas.microsoft.com/office/word/2010/wordml" xmlns:w15="http://schemas.microsoft.com/office/word/2012/wordml" xmlns:w16cex="http://schemas.microsoft.com/office/word/2018/wordml/cex" xmlns:w16cid="http://schemas.microsoft.com/office/word/2016/wordml/cid" xmlns:w16="http://schemas.microsoft.com/office/word/2018/wordml" xmlns:w16du="http://schemas.microsoft.com/office/word/2023/wordml/word16du" xmlns:w16sdtdh="http://schemas.microsoft.com/office/word/2020/wordml/sdtdatahash" xmlns:w16se="http://schemas.microsoft.com/office/word/2015/wordml/symex" xmlns:wpi="http://schemas.microsoft.com/office/word/2010/wordprocessingInk" xmlns:wne="http://schemas.microsoft.com/office/word/2006/wordml" mc:Ignorable="w14 w15 w16se w16cid w16 w16cex w16sdtdh wne wp14">
   <w:abstractNum w:abstractNumId="0" w15:restartNumberingAfterBreak="0">
     <w:nsid w:val="FFFFFF1D"/>
     <w:multiLevelType w:val="multilevel"/>

--- a/document/Muhammad Miftah Faridh==JCCI2023.docx
+++ b/document/Muhammad Miftah Faridh==JCCI2023.docx
@@ -544,7 +544,7 @@
         <w:t xml:space="preserve">Deep </w:t>
       </w:r>
       <w:r>
-        <w:t>Deep learning-model power generation forecasting using weather data</w:t>
+        <w:t>learning-model power generation forecasting using weather data</w:t>
       </w:r>
     </w:p>
     <w:p>
